--- a/docs/copywriting/contact.docx
+++ b/docs/copywriting/contact.docx
@@ -65,7 +65,7 @@
         <w:t xml:space="preserve"> </w:t>
       </w:r>
       <w:r>
-        <w:t xml:space="preserve">Contact Us</w:t>
+        <w:t xml:space="preserve">Contact</w:t>
       </w:r>
       <w:r>
         <w:t xml:space="preserve"> </w:t>
@@ -81,7 +81,7 @@
         <w:t xml:space="preserve"> </w:t>
       </w:r>
       <w:r>
-        <w:t xml:space="preserve">Get in touch with the Bahá’í Community of Winnipeg. We’d love to hear from you.</w:t>
+        <w:t xml:space="preserve">Get in touch with the Bahá’í Community of Winnipeg.</w:t>
       </w:r>
     </w:p>
     <w:p>
@@ -115,7 +115,7 @@
         <w:t xml:space="preserve"> </w:t>
       </w:r>
       <w:r>
-        <w:t xml:space="preserve">Contact us</w:t>
+        <w:t xml:space="preserve">Contact</w:t>
       </w:r>
     </w:p>
     <w:p>
@@ -133,7 +133,7 @@
         <w:t xml:space="preserve"> </w:t>
       </w:r>
       <w:r>
-        <w:t xml:space="preserve">Connect with us</w:t>
+        <w:t xml:space="preserve">Get in touch</w:t>
       </w:r>
     </w:p>
     <w:p>
@@ -151,7 +151,7 @@
         <w:t xml:space="preserve"> </w:t>
       </w:r>
       <w:r>
-        <w:t xml:space="preserve">We’d love to hear from you.</w:t>
+        <w:t xml:space="preserve">Every question and every conversation is welcome.</w:t>
       </w:r>
     </w:p>
     <w:p>
@@ -359,13 +359,13 @@
       </w:r>
     </w:p>
     <w:bookmarkEnd w:id="21"/>
-    <w:bookmarkStart w:id="22" w:name="visit-us"/>
+    <w:bookmarkStart w:id="22" w:name="visiting"/>
     <w:p>
       <w:pPr>
         <w:pStyle w:val="Heading2"/>
       </w:pPr>
       <w:r>
-        <w:t xml:space="preserve">Visit us</w:t>
+        <w:t xml:space="preserve">Visiting</w:t>
       </w:r>
     </w:p>
     <w:p>
@@ -383,7 +383,7 @@
         <w:t xml:space="preserve"> </w:t>
       </w:r>
       <w:r>
-        <w:t xml:space="preserve">Visit Us</w:t>
+        <w:t xml:space="preserve">Visiting</w:t>
       </w:r>
     </w:p>
     <w:p>
@@ -401,7 +401,7 @@
         <w:t xml:space="preserve"> </w:t>
       </w:r>
       <w:r>
-        <w:t xml:space="preserve">We warmly welcome visitors and those interested in learning more about the Bahá’í Faith. Feel free to reach out or stop by.</w:t>
+        <w:t xml:space="preserve">Visitors and those curious about the Bahá’í Faith are warmly welcomed. Feel free to reach out or pop by.</w:t>
       </w:r>
     </w:p>
     <w:p>
@@ -454,13 +454,13 @@
       </w:r>
     </w:p>
     <w:bookmarkEnd w:id="22"/>
-    <w:bookmarkStart w:id="23" w:name="email-us"/>
+    <w:bookmarkStart w:id="23" w:name="email"/>
     <w:p>
       <w:pPr>
         <w:pStyle w:val="Heading2"/>
       </w:pPr>
       <w:r>
-        <w:t xml:space="preserve">Email us</w:t>
+        <w:t xml:space="preserve">Email</w:t>
       </w:r>
     </w:p>
     <w:p>
@@ -478,7 +478,7 @@
         <w:t xml:space="preserve"> </w:t>
       </w:r>
       <w:r>
-        <w:t xml:space="preserve">Email us</w:t>
+        <w:t xml:space="preserve">Email</w:t>
       </w:r>
     </w:p>
     <w:p>
@@ -533,13 +533,13 @@
       </w:r>
     </w:p>
     <w:bookmarkEnd w:id="23"/>
-    <w:bookmarkStart w:id="24" w:name="follow-us"/>
+    <w:bookmarkStart w:id="24" w:name="follow"/>
     <w:p>
       <w:pPr>
         <w:pStyle w:val="Heading2"/>
       </w:pPr>
       <w:r>
-        <w:t xml:space="preserve">Follow us</w:t>
+        <w:t xml:space="preserve">Follow</w:t>
       </w:r>
     </w:p>
     <w:p>
@@ -557,7 +557,7 @@
         <w:t xml:space="preserve"> </w:t>
       </w:r>
       <w:r>
-        <w:t xml:space="preserve">Follow us</w:t>
+        <w:t xml:space="preserve">Follow</w:t>
       </w:r>
     </w:p>
     <w:p>
